--- a/docs/BACKLOG DECISION REVIEW CAA 261026.docx
+++ b/docs/BACKLOG DECISION REVIEW CAA 261026.docx
@@ -23,12 +23,22 @@
     </w:p>
     <w:p>
       <w:r>
+        <w:t>See the [ConnectSphere decision register](../decisions/README.md) for the</w:t>
+      </w:r>
+    </w:p>
+    <w:p>
+      <w:r>
+        <w:t>single entry point to BDR, ADR and repository decision records.</w:t>
+      </w:r>
+    </w:p>
+    <w:p>
+      <w:r>
         <w:t>ConnectSphere Event Planning and Venue Booking System  ·  IS212 (AY 2026/27 T1)</w:t>
       </w:r>
     </w:p>
     <w:p>
       <w:r>
-        <w:t>Version 10  ·  16 October 2026</w:t>
+        <w:t>Version 10  ·  18 October 2026</w:t>
       </w:r>
     </w:p>
     <w:p>
@@ -44,12 +54,63 @@
     </w:p>
     <w:p>
       <w:r>
-        <w:t>This document holds every decision behind the backlog and the evidence for it. The backlogs themselves are canonical Markdown under `docs/backlog/`; generated workbook `CONNECTSPHERE BACKLOGS CAA 161026.xlsx` contains story data, with each story carrying a Backlog Decision Reference pointing back to the entries here.</w:t>
+        <w:t>This document holds every decision behind the backlog and the evidence for it. The backlogs themselves are canonical Markdown under `docs/backlog/`; generated workbook `CONNECTSPHERE BACKLOGS CAA 181026.xlsx` contains story data, with each story carrying a Backlog Decision Reference pointing back to the entries here.</w:t>
       </w:r>
     </w:p>
     <w:p>
       <w:r>
         <w:t>It exists to answer one question for any story or acceptance criterion: why is this here, and who decided it. Entries are separated into what the customer told us and what the team chose, because those carry different weight. Where the team chose, the entry says so plainly rather than presenting an assumption as a requirement.</w:t>
+      </w:r>
+    </w:p>
+    <w:p>
+      <w:pPr>
+        <w:pStyle w:val="Heading2"/>
+      </w:pPr>
+      <w:r>
+        <w:rPr>
+          <w:sz w:val="28"/>
+        </w:rPr>
+        <w:t>What changed in version 10</w:t>
+      </w:r>
+    </w:p>
+    <w:p>
+      <w:r>
+        <w:t>On 18 October 2026, the team accepted the recorded defaults for O-50 and O-51</w:t>
+      </w:r>
+    </w:p>
+    <w:p>
+      <w:r>
+        <w:t>as T-98 and T-99. No per-Session waitlist is added: a full selected Session</w:t>
+      </w:r>
+    </w:p>
+    <w:p>
+      <w:r>
+        <w:t>follows the Pending decision path, while the Event-level list remains available</w:t>
+      </w:r>
+    </w:p>
+    <w:p>
+      <w:r>
+        <w:t>when combined Event capacity is full. Copying an Event retains its requirements</w:t>
+      </w:r>
+    </w:p>
+    <w:p>
+      <w:r>
+        <w:t>and Session structure, clears Event and Session dates/times, and excludes</w:t>
+      </w:r>
+    </w:p>
+    <w:p>
+      <w:r>
+        <w:t>bookings, equipment reservations and registrations. These are team decisions,</w:t>
+      </w:r>
+    </w:p>
+    <w:p>
+      <w:r>
+        <w:t>not customer statements. Six open items remain: O-08, O-11, O-12, O-13, O-18</w:t>
+      </w:r>
+    </w:p>
+    <w:p>
+      <w:r>
+        <w:t>and O-19.</w:t>
       </w:r>
     </w:p>
     <w:p>
@@ -322,7 +383,7 @@
     </w:p>
     <w:p>
       <w:r>
-        <w:t>T-01 to T-97 — team decisions, each naming the clarification it follows from or the gap it closes.</w:t>
+        <w:t>T-01 to T-99 — team decisions, each naming the clarification it follows from or the gap it closes.</w:t>
       </w:r>
     </w:p>
     <w:p>
@@ -15534,6 +15595,110 @@
           </w:tcPr>
           <w:p>
             <w:r>
+              <w:t>T-98</w:t>
+            </w:r>
+          </w:p>
+        </w:tc>
+        <w:tc>
+          <w:tcPr>
+            <w:tcW w:type="dxa" w:w="1728"/>
+          </w:tcPr>
+          <w:p>
+            <w:r>
+              <w:t>Keep waiting lists at Event level; a full Session follows the Pending decision path</w:t>
+            </w:r>
+          </w:p>
+        </w:tc>
+        <w:tc>
+          <w:tcPr>
+            <w:tcW w:type="dxa" w:w="1728"/>
+          </w:tcPr>
+          <w:p>
+            <w:r>
+              <w:t>Team decision on 18 October 2026: Release 1 has no per-Session waiting list. When a selected Session is full, the registration follows T-85 and remains Pending for Event Organiser review; it is not added to a Session-specific list. The existing Event-level waiting list remains available when combined Event capacity is full and the list is enabled. This is a team-selected default, not a customer statement.</w:t>
+            </w:r>
+          </w:p>
+        </w:tc>
+        <w:tc>
+          <w:tcPr>
+            <w:tcW w:type="dxa" w:w="1728"/>
+          </w:tcPr>
+          <w:p>
+            <w:r>
+              <w:t>E09-S02/S04, registration UI/API and acceptance cases</w:t>
+            </w:r>
+          </w:p>
+        </w:tc>
+        <w:tc>
+          <w:tcPr>
+            <w:tcW w:type="dxa" w:w="1728"/>
+          </w:tcPr>
+          <w:p>
+            <w:r>
+              <w:t>C-78, C-97, C-98, C-107, T-85; team decision, 2026-10-18; closes O-50</w:t>
+            </w:r>
+          </w:p>
+        </w:tc>
+      </w:tr>
+      <w:tr>
+        <w:tc>
+          <w:tcPr>
+            <w:tcW w:type="dxa" w:w="1728"/>
+          </w:tcPr>
+          <w:p>
+            <w:r>
+              <w:t>T-99</w:t>
+            </w:r>
+          </w:p>
+        </w:tc>
+        <w:tc>
+          <w:tcPr>
+            <w:tcW w:type="dxa" w:w="1728"/>
+          </w:tcPr>
+          <w:p>
+            <w:r>
+              <w:t>Copy event requirements and Session structure with dates blank and no transactions</w:t>
+            </w:r>
+          </w:p>
+        </w:tc>
+        <w:tc>
+          <w:tcPr>
+            <w:tcW w:type="dxa" w:w="1728"/>
+          </w:tcPr>
+          <w:p>
+            <w:r>
+              <w:t>Team decision on 18 October 2026: E02-S05 copies the source Event's requirements and Session structure into a new draft, clears Event and Session dates/times, and does not copy venue bookings, equipment reservations or registrations. This is a team-selected default, not a customer statement.</w:t>
+            </w:r>
+          </w:p>
+        </w:tc>
+        <w:tc>
+          <w:tcPr>
+            <w:tcW w:type="dxa" w:w="1728"/>
+          </w:tcPr>
+          <w:p>
+            <w:r>
+              <w:t>E02-S05, copy flow and acceptance cases</w:t>
+            </w:r>
+          </w:p>
+        </w:tc>
+        <w:tc>
+          <w:tcPr>
+            <w:tcW w:type="dxa" w:w="1728"/>
+          </w:tcPr>
+          <w:p>
+            <w:r>
+              <w:t>C-74, C-107, T-79, T-90; team decision, 2026-10-18; closes O-51</w:t>
+            </w:r>
+          </w:p>
+        </w:tc>
+      </w:tr>
+      <w:tr>
+        <w:tc>
+          <w:tcPr>
+            <w:tcW w:type="dxa" w:w="1728"/>
+          </w:tcPr>
+          <w:p>
+            <w:r>
               <w:t>T-100</w:t>
             </w:r>
           </w:p>
@@ -18241,17 +18406,17 @@
           </w:tcPr>
           <w:p>
             <w:r>
-              <w:t>OPEN. T-85 sends over-capacity Session/Event registrations to the Organiser as Pending and retains the Event-level waitlist when the combined Event capacity is full. It does not define a separate per-Session waiting list. Working assumption: no per-Session waitlist in Release 1; verify that an attendee whose selected Session is full receives the Pending decision path and cannot waitlist that Session independently.</w:t>
-            </w:r>
-          </w:p>
-        </w:tc>
-        <w:tc>
-          <w:tcPr>
-            <w:tcW w:type="dxa" w:w="1728"/>
-          </w:tcPr>
-          <w:p>
-            <w:r>
-              <w:t>C-78, C-97, C-98, C-107, T-85</w:t>
+              <w:t>CLOSED by team decision T-98. Release 1 has no per-Session waiting list: a full selected Session follows the Pending decision path; the Event-level waitlist remains available when combined Event capacity is full and the list is enabled. This is a team-selected default, not a customer statement.</w:t>
+            </w:r>
+          </w:p>
+        </w:tc>
+        <w:tc>
+          <w:tcPr>
+            <w:tcW w:type="dxa" w:w="1728"/>
+          </w:tcPr>
+          <w:p>
+            <w:r>
+              <w:t>C-78, C-97, C-98, C-107, T-85, T-98</w:t>
             </w:r>
           </w:p>
         </w:tc>
@@ -18293,17 +18458,17 @@
           </w:tcPr>
           <w:p>
             <w:r>
-              <w:t>OPEN. C-74 confirms an Organiser may copy their own completed/past request; it does not enumerate which Session details or transactional records are copied. Working assumption: copy Session structure and requirements, clear all dates/times, and do not copy bookings, equipment reservations, or registrations.</w:t>
-            </w:r>
-          </w:p>
-        </w:tc>
-        <w:tc>
-          <w:tcPr>
-            <w:tcW w:type="dxa" w:w="1728"/>
-          </w:tcPr>
-          <w:p>
-            <w:r>
-              <w:t>C-74, C-107, T-79, T-90</w:t>
+              <w:t>CLOSED by team decision T-99. Copy the Event's requirements and Session structure into a new draft, clear Event and Session dates/times, and do not copy venue bookings, equipment reservations or registrations. This is a team-selected default, not a customer statement.</w:t>
+            </w:r>
+          </w:p>
+        </w:tc>
+        <w:tc>
+          <w:tcPr>
+            <w:tcW w:type="dxa" w:w="1728"/>
+          </w:tcPr>
+          <w:p>
+            <w:r>
+              <w:t>C-74, C-107, T-79, T-90, T-99</w:t>
             </w:r>
           </w:p>
         </w:tc>
@@ -21707,6 +21872,77 @@
         <w:rPr>
           <w:sz w:val="28"/>
         </w:rPr>
+        <w:t>18 October 2026: O-50 and O-51 resolved as team decisions</w:t>
+      </w:r>
+    </w:p>
+    <w:p>
+      <w:r>
+        <w:t>Recorded T-98 and T-99, closing O-50 and O-51. E09-S02/S04 now state that a</w:t>
+      </w:r>
+    </w:p>
+    <w:p>
+      <w:r>
+        <w:t>full selected Session follows the Pending decision path and has no per-Session</w:t>
+      </w:r>
+    </w:p>
+    <w:p>
+      <w:r>
+        <w:t>waitlist; the Event-level list remains available when combined Event capacity</w:t>
+      </w:r>
+    </w:p>
+    <w:p>
+      <w:r>
+        <w:t>is full. E02-S05 now records the accepted copy behavior: retain requirements</w:t>
+      </w:r>
+    </w:p>
+    <w:p>
+      <w:r>
+        <w:t>and Session structure, clear Event/Session dates and times, and do not copy</w:t>
+      </w:r>
+    </w:p>
+    <w:p>
+      <w:r>
+        <w:t>bookings, equipment reservations or registrations. Updated the corresponding</w:t>
+      </w:r>
+    </w:p>
+    <w:p>
+      <w:r>
+        <w:t>product/release backlog entries, canonical test case references, and the dated</w:t>
+      </w:r>
+    </w:p>
+    <w:p>
+      <w:r>
+        <w:t>Figma handoff note. These remain team decisions, not customer statements.</w:t>
+      </w:r>
+    </w:p>
+    <w:p>
+      <w:r>
+        <w:t>The 18 October entries were numbered T-98 and T-99 before merge because the</w:t>
+      </w:r>
+    </w:p>
+    <w:p>
+      <w:r>
+        <w:t>16 October PO-decision PR #293 already uses T-97. This preserves the earlier</w:t>
+      </w:r>
+    </w:p>
+    <w:p>
+      <w:r>
+        <w:t>identifier and decision date while keeping the 18 October decision wording and</w:t>
+      </w:r>
+    </w:p>
+    <w:p>
+      <w:r>
+        <w:t>date unchanged. The earlier draft identifiers in PR #316 were T-97 and T-98.</w:t>
+      </w:r>
+    </w:p>
+    <w:p>
+      <w:pPr>
+        <w:pStyle w:val="Heading2"/>
+      </w:pPr>
+      <w:r>
+        <w:rPr>
+          <w:sz w:val="28"/>
+        </w:rPr>
         <w:t>22 October 2026: PO interpretation of venue claim rule B (T-100)</w:t>
       </w:r>
     </w:p>

--- a/docs/BACKLOG DECISION REVIEW CAA 261026.docx
+++ b/docs/BACKLOG DECISION REVIEW CAA 261026.docx
@@ -10425,6 +10425,16 @@
     <w:p>
       <w:r>
         <w:t>current policy, subject to the instructor floor below.</w:t>
+      </w:r>
+    </w:p>
+    <w:p>
+      <w:r>
+        <w:t>The team confirmed on 26 October 2026 that the PO/delegate acceptance receipt</w:t>
+      </w:r>
+    </w:p>
+    <w:p>
+      <w:r>
+        <w:t>is a team-wide Definition of Done gate, not a PR-specific preference.</w:t>
       </w:r>
     </w:p>
     <w:p>

--- a/docs/BACKLOG DECISION REVIEW CAA 261026.docx
+++ b/docs/BACKLOG DECISION REVIEW CAA 261026.docx
@@ -182,7 +182,7 @@
     </w:p>
     <w:p>
       <w:r>
-        <w:t>The canonical Markdown remains authoritative. BDR export `BACKLOG DECISION REVIEW CAA 161026.docx` is regenerated from these sources; the dated ADR export remains unchanged.</w:t>
+        <w:t>The canonical Markdown remains authoritative. BDR export `BACKLOG DECISION REVIEW CAA 261026.docx` is regenerated from these sources; the dated ADR export remains unchanged.</w:t>
       </w:r>
     </w:p>
     <w:p>
@@ -10460,6 +10460,82 @@
           <w:sz w:val="32"/>
         </w:rPr>
         <w:t>B. Team decisions</w:t>
+      </w:r>
+    </w:p>
+    <w:p>
+      <w:pPr>
+        <w:pStyle w:val="Heading2"/>
+      </w:pPr>
+      <w:r>
+        <w:rPr>
+          <w:sz w:val="28"/>
+        </w:rPr>
+        <w:t>Prospective precedence note, 21 October 2026</w:t>
+      </w:r>
+    </w:p>
+    <w:p>
+      <w:r>
+        <w:t>The historical rows below are retained verbatim. The PO-approved clarification</w:t>
+      </w:r>
+    </w:p>
+    <w:p>
+      <w:r>
+        <w:t>in the [canonical DoD](../../CONTRIBUTING.md#definition-of-done) is the team's</w:t>
+      </w:r>
+    </w:p>
+    <w:p>
+      <w:r>
+        <w:t>current policy, subject to the instructor floor below.</w:t>
+      </w:r>
+    </w:p>
+    <w:p>
+      <w:r>
+        <w:t>The team confirmed on 26 October 2026 that the PO/delegate acceptance receipt</w:t>
+      </w:r>
+    </w:p>
+    <w:p>
+      <w:r>
+        <w:t>is a team-wide Definition of Done gate, not a PR-specific preference.</w:t>
+      </w:r>
+    </w:p>
+    <w:p>
+      <w:r>
+        <w:t>Under the [6 October instructor rule](../plans/instructor-guidance-2026-10-06.md),</w:t>
+      </w:r>
+    </w:p>
+    <w:p>
+      <w:r>
+        <w:t>T-74's reopening exception is superseded prospectively: any story marked Done</w:t>
+      </w:r>
+    </w:p>
+    <w:p>
+      <w:r>
+        <w:t>stays Done, including mistaken completion. Record the gap, cause and prevention</w:t>
+      </w:r>
+    </w:p>
+    <w:p>
+      <w:r>
+        <w:t>in a new linked follow-up classified under the current ticket rules, rather</w:t>
+      </w:r>
+    </w:p>
+    <w:p>
+      <w:r>
+        <w:t>than reopening history. T-51's three-second target remains a team quality</w:t>
+      </w:r>
+    </w:p>
+    <w:p>
+      <w:r>
+        <w:t>target outside the mandatory DoD; only its historical placement in the DoD is</w:t>
+      </w:r>
+    </w:p>
+    <w:p>
+      <w:r>
+        <w:t>superseded. No performance target is retired and no public-deployment gate is</w:t>
+      </w:r>
+    </w:p>
+    <w:p>
+      <w:r>
+        <w:t>added. T-65 and T-93 remain unchanged.</w:t>
       </w:r>
     </w:p>
     <w:p>
